--- a/research/CCC_Writers_CSU_UC_Creative_Writing_Pathways_Research_Brief.docx
+++ b/research/CCC_Writers_CSU_UC_Creative_Writing_Pathways_Research_Brief.docx
@@ -38,7 +38,7 @@
         </w:pBdr>
       </w:pPr>
       <w:r>
-        <w:t>Verified against official university, department, catalog, and transfer-road-map sources · 6 September 2026</w:t>
+        <w:t>Verified against official university, department, catalog, and transfer road map sources · 6 September 2026</w:t>
       </w:r>
     </w:p>
     <w:p>
@@ -50,7 +50,7 @@
         <w:t xml:space="preserve">Scope. </w:t>
       </w:r>
       <w:r>
-        <w:t>This first deep pass focuses on formal undergraduate pathways at California public universities: majors, options/concentrations, minors, specializations/emphases, and closely aligned writing programs with a substantial creative-writing component. It does not rank programs and does not treat a single creative-writing course as equivalent to a formal pathway.</w:t>
+        <w:t>This first deep pass focuses on formal undergraduate pathways at California public universities: majors, options/concentrations, minors, specializations/emphases, and closely aligned writing programs with a substantial creative writing component. It does not rank programs and does not treat a single creative writing course as equivalent to a formal pathway.</w:t>
       </w:r>
     </w:p>
     <w:p>
@@ -147,7 +147,7 @@
         <w:pStyle w:val="ListBullet"/>
       </w:pPr>
       <w:r>
-        <w:t>The cleanest published CCC-to-creative-writing routes in this pass are CSU Northridge, Cal State East Bay, CSU Monterey Bay, and San Francisco State. All four publish transfer/ADT guidance that goes beyond a generic “check ASSIST” message.</w:t>
+        <w:t>The cleanest published CCC to creative writing routes in this pass are CSU Northridge, Cal State East Bay, CSU Monterey Bay, and San Francisco State. All four publish transfer/ADT guidance that goes beyond a generic “check ASSIST” message.</w:t>
       </w:r>
     </w:p>
     <w:p>
@@ -163,7 +163,7 @@
         <w:pStyle w:val="ListBullet"/>
       </w:pPr>
       <w:r>
-        <w:t>Transfer rules can change the practical value of a program. Berkeley’s minor is entirely upper division; UCSC requires at least one qualifying lower-division creative-writing workshop at UCSC before concentration admission; UCLA workshops are application-only; UCSD publishes transfer substitutions; UC Merced publishes major-specific transfer preparation.</w:t>
+        <w:t>Transfer rules can change the practical value of a program. Berkeley’s minor is entirely upper division; UCSC requires at least one qualifying lower-division creative writing workshop at UCSC before concentration admission; UCLA workshops are application-only; UCSD publishes transfer substitutions; UC Merced publishes major-specific transfer preparation.</w:t>
       </w:r>
     </w:p>
     <w:p>
@@ -171,7 +171,7 @@
         <w:pStyle w:val="ListBullet"/>
       </w:pPr>
       <w:r>
-        <w:t>Three CSU campuses—Cal Poly Pomona, CSU San Marcos, and Stanislaus State—have meaningful creative-writing coursework or writing-rich programs, but no current dedicated undergraduate creative-writing pathway met this directory’s inclusion rule in this pass. That is a research distinction, not a judgment about program quality.</w:t>
+        <w:t>Three CSU campuses—Cal Poly Pomona, CSU San Marcos, and Stanislaus State—have meaningful creative writing coursework or writing-rich programs, but no current dedicated undergraduate creative writing pathway met this directory’s inclusion rule in this pass. That is a research distinction, not a judgment about program quality.</w:t>
       </w:r>
     </w:p>
     <w:p>
@@ -387,7 +387,7 @@
         <w:t xml:space="preserve">UC Berkeley: </w:t>
       </w:r>
       <w:r>
-        <w:t>The Creative Writing Minor is upper division. Berkeley explicitly states that community-college courses cannot satisfy the minor requirements.</w:t>
+        <w:t>The Creative Writing Minor is upper division. Berkeley explicitly states that community college courses cannot satisfy the minor requirements.</w:t>
       </w:r>
     </w:p>
     <w:p>
@@ -399,7 +399,7 @@
         <w:t xml:space="preserve">UCLA: </w:t>
       </w:r>
       <w:r>
-        <w:t>Creative-writing workshops are application-only. UCLA advises transfer students interested in the minor to begin applying early so they have enough quarters to complete the sequence.</w:t>
+        <w:t>Creative writing workshops are application-only. UCLA advises transfer students interested in the minor to begin applying early so they have enough quarters to complete the sequence.</w:t>
       </w:r>
     </w:p>
     <w:p>
@@ -411,7 +411,7 @@
         <w:t xml:space="preserve">UC Santa Cruz: </w:t>
       </w:r>
       <w:r>
-        <w:t>The Creative Writing Concentration is selective. Students must complete at least one qualifying lower-division creative-writing workshop at UCSC before applying.</w:t>
+        <w:t>The Creative Writing Concentration is selective. Students must complete at least one qualifying lower-division creative writing workshop at UCSC before applying.</w:t>
       </w:r>
     </w:p>
     <w:p>
@@ -435,7 +435,7 @@
         <w:t xml:space="preserve">UC Merced: </w:t>
       </w:r>
       <w:r>
-        <w:t>Writing Studies publishes transfer selection criteria that include major-preparation coursework; a creative-writing course can be one of the approved preparation options.</w:t>
+        <w:t>Writing Studies publishes transfer selection criteria that include major-preparation coursework; a creative writing course can be one of the approved preparation options.</w:t>
       </w:r>
     </w:p>
     <w:p>
@@ -652,7 +652,7 @@
                 <w:color w:val="10223F"/>
                 <w:sz w:val="16"/>
               </w:rPr>
-              <w:t>Transfer-specific guidance</w:t>
+              <w:t>Transfer guidance</w:t>
             </w:r>
           </w:p>
         </w:tc>
@@ -939,7 +939,7 @@
                 <w:color w:val="10223F"/>
                 <w:sz w:val="16"/>
               </w:rPr>
-              <w:t>Transfer-specific guidance</w:t>
+              <w:t>Transfer guidance</w:t>
             </w:r>
           </w:p>
         </w:tc>
@@ -1032,7 +1032,7 @@
                 <w:color w:val="10223F"/>
                 <w:sz w:val="16"/>
               </w:rPr>
-              <w:t>Transfer-specific guidance</w:t>
+              <w:t>Transfer guidance</w:t>
             </w:r>
           </w:p>
         </w:tc>
@@ -1222,7 +1222,7 @@
                 <w:color w:val="10223F"/>
                 <w:sz w:val="16"/>
               </w:rPr>
-              <w:t>Transfer-specific guidance</w:t>
+              <w:t>Transfer guidance</w:t>
             </w:r>
           </w:p>
         </w:tc>
@@ -1412,7 +1412,7 @@
                 <w:color w:val="10223F"/>
                 <w:sz w:val="16"/>
               </w:rPr>
-              <w:t>Transfer-specific guidance</w:t>
+              <w:t>Transfer guidance</w:t>
             </w:r>
           </w:p>
         </w:tc>
@@ -3257,7 +3257,7 @@
                 <w:color w:val="10223F"/>
                 <w:sz w:val="16"/>
               </w:rPr>
-              <w:t>Transfer-specific guidance</w:t>
+              <w:t>Transfer guidance</w:t>
             </w:r>
           </w:p>
         </w:tc>
@@ -3398,7 +3398,7 @@
         <w:t xml:space="preserve">CSU San Marcos: </w:t>
       </w:r>
       <w:r>
-        <w:t>The current Literature and Writing Studies program includes creative-writing workshops in its curriculum, including Introduction to Creative Writing and upper-division workshop courses. I did not verify a currently named Creative Writing concentration/minor distinct from the broader Literature and Writing Studies pathway.</w:t>
+        <w:t>The current Literature and Writing Studies program includes creative writing workshops in its curriculum, including Introduction to Creative Writing and upper-division workshop courses. I did not verify a currently named Creative Writing concentration/minor distinct from the broader Literature and Writing Studies pathway.</w:t>
       </w:r>
     </w:p>
     <w:p>
@@ -3423,7 +3423,7 @@
         <w:t xml:space="preserve">Stanislaus State: </w:t>
       </w:r>
       <w:r>
-        <w:t>The current English B.A. explicitly includes creative-writing electives and identifies creative writing as an area of interest, but the undergraduate degree list does not show a separately named creative-writing concentration/minor.</w:t>
+        <w:t>The current English B.A. explicitly includes creative writing electives and identifies creative writing as an area of interest, but the undergraduate degree list does not show a separately named creative writing concentration/minor.</w:t>
       </w:r>
     </w:p>
     <w:p>
@@ -3511,7 +3511,7 @@
         <w:t xml:space="preserve">Inclusion rule. </w:t>
       </w:r>
       <w:r>
-        <w:t>A program is included when an official current university source identifies a formal undergraduate major, option/concentration, minor, specialization/emphasis, or closely aligned writing program with a substantial creative-writing component. A single creative-writing course is not enough.</w:t>
+        <w:t>A program is included when an official current university source identifies a formal undergraduate major, option/concentration, minor, specialization/emphasis, or closely aligned writing program with a substantial creative writing component. A single creative writing course is not enough.</w:t>
       </w:r>
     </w:p>
     <w:p>
@@ -3522,7 +3522,7 @@
         <w:t xml:space="preserve">Transfer labels. </w:t>
       </w:r>
       <w:r>
-        <w:t>“Published CCC/ADT path” means the university publishes a creative-writing-specific transfer or ADT roadmap. “Transfer-specific guidance” means the university publishes material that materially changes how a CCC transfer student should plan. “General planning” means no creative-writing-specific transfer route was verified in this pass.</w:t>
+        <w:t>“Published CCC/ADT path” means the university publishes a transfer or ADT roadmap specific to creative writing. “Transfer guidance” means the university publishes material that materially changes how a CCC transfer student should plan. “General planning” means no transfer route specific to creative writing was verified in this pass.</w:t>
       </w:r>
     </w:p>
     <w:p>
@@ -3586,7 +3586,7 @@
         <w:pStyle w:val="ListBullet"/>
       </w:pPr>
       <w:r>
-        <w:t>Keep “formal pathway” separate from “creative-writing courses available.” A future secondary list can surface course-rich campuses without overstating what they offer.</w:t>
+        <w:t>Keep “formal pathway” separate from “creative writing courses available.” A future secondary list can surface course-rich campuses without overstating what they offer.</w:t>
       </w:r>
     </w:p>
     <w:p>
@@ -3610,7 +3610,7 @@
         <w:pStyle w:val="SmallNote"/>
       </w:pPr>
       <w:r>
-        <w:t>MLA-style source list. All sources are official university, department, catalog, or transfer-road-map pages. Accessed 6 Sept. 2026.</w:t>
+        <w:t>MLA-style source list. All sources are official university, department, catalog, or transfer road map pages. Accessed 6 Sept. 2026.</w:t>
       </w:r>
     </w:p>
     <w:p>
@@ -5251,8 +5251,78 @@
         <w:t>. Accessed 6 Sept. 2026.</w:t>
       </w:r>
     </w:p>
+    <w:p>
+      <w:pPr>
+        <w:pStyle w:val="Heading2"/>
+      </w:pPr>
+      <w:r>
+        <w:t>Implementation Notes for the Public Finder</w:t>
+      </w:r>
+    </w:p>
+    <w:p>
+      <w:r>
+        <w:t>The public CCC Writers pathway finder now uses the research in this brief in a more student-facing way. The following implementation choices are intended to improve usability without turning the directory into a ranking system.</w:t>
+      </w:r>
+    </w:p>
+    <w:p>
+      <w:pPr>
+        <w:pStyle w:val="ListBullet"/>
+      </w:pPr>
+      <w:r>
+        <w:t>Region is available as both a dedicated filter and searchable text, so students can browse broad areas such as the Bay Area, Central Coast, Los Angeles Area, Inland Empire, Orange County, and San Diego County.</w:t>
+      </w:r>
+    </w:p>
+    <w:p>
+      <w:pPr>
+        <w:pStyle w:val="ListBullet"/>
+      </w:pPr>
+      <w:r>
+        <w:t>The guided finder matches programs to student preferences; it does not rank universities, predict admission, or replace ASSIST and current university advising.</w:t>
+      </w:r>
+    </w:p>
+    <w:p>
+      <w:pPr>
+        <w:pStyle w:val="ListBullet"/>
+      </w:pPr>
+      <w:r>
+        <w:t>Program cards distinguish a published CCC/ADT pathway from transfer guidance and general transfer planning.</w:t>
+      </w:r>
+    </w:p>
+    <w:p>
+      <w:pPr>
+        <w:pStyle w:val="ListBullet"/>
+      </w:pPr>
+      <w:r>
+        <w:t>The site uses the open compounds “creative writing” and “community college” in ordinary prose rather than unnecessary forms such as “creative writing” or “community college.”</w:t>
+      </w:r>
+    </w:p>
+    <w:p>
+      <w:pPr>
+        <w:pStyle w:val="ListBullet"/>
+      </w:pPr>
+      <w:r>
+        <w:t>A descriptive “Report an accessibility issue” link is available sitewide and sends reports to karencrozer@gmail.com. The site can include the page address in the email automatically, while browser, device, and assistive technology details remain optional.</w:t>
+      </w:r>
+    </w:p>
+    <w:p>
+      <w:pPr>
+        <w:pStyle w:val="ListBullet"/>
+      </w:pPr>
+      <w:r>
+        <w:t>The statewide journal census distinguishes “still researching” from “no active journal located” so incomplete research is never presented as evidence that a college lacks a literary journal.</w:t>
+      </w:r>
+    </w:p>
+    <w:p>
+      <w:pPr>
+        <w:pStyle w:val="ListBullet"/>
+      </w:pPr>
+      <w:r>
+        <w:t>A separate Read CCC Writing page links to verified journal, archive, or publication pages without claiming that every linked page is the newest issue.</w:t>
+      </w:r>
+    </w:p>
     <w:sectPr>
       <w:footerReference w:type="default" r:id="rId48"/>
+      <w:headerReference w:type="default" r:id="rId49"/>
       <w:pgSz w:w="12240" w:h="15840"/>
       <w:pgMar w:top="936" w:right="1037" w:bottom="936" w:left="1037" w:header="432" w:footer="432" w:gutter="0"/>
       <w:cols w:space="720"/>
@@ -5276,13 +5346,19 @@
       </w:rPr>
       <w:t xml:space="preserve">CCC Writers · CSU/UC Pathways · </w:t>
     </w:r>
-    <w:r>
-      <w:fldChar w:fldCharType="begin"/>
-      <w:instrText xml:space="preserve"> PAGE </w:instrText>
-      <w:fldChar w:fldCharType="end"/>
-    </w:r>
+    <w:r/>
   </w:p>
 </w:ftr>
+</file>
+
+<file path=word/header1.xml><?xml version="1.0" encoding="utf-8"?>
+<w:hdr xmlns:m="http://schemas.openxmlformats.org/officeDocument/2006/math" xmlns:mc="http://schemas.openxmlformats.org/markup-compatibility/2006" xmlns:mo="http://schemas.microsoft.com/office/mac/office/2008/main" xmlns:mv="urn:schemas-microsoft-com:mac:vml" xmlns:o="urn:schemas-microsoft-com:office:office" xmlns:r="http://schemas.openxmlformats.org/officeDocument/2006/relationships" xmlns:v="urn:schemas-microsoft-com:vml" xmlns:w10="urn:schemas-microsoft-com:office:word" xmlns:w14="http://schemas.microsoft.com/office/word/2010/wordml" xmlns:w="http://schemas.openxmlformats.org/wordprocessingml/2006/main" xmlns:wne="http://schemas.microsoft.com/office/word/2006/wordml" xmlns:wp14="http://schemas.microsoft.com/office/word/2010/wordprocessingDrawing" xmlns:wp="http://schemas.openxmlformats.org/drawingml/2006/wordprocessingDrawing" xmlns:wpc="http://schemas.microsoft.com/office/word/2010/wordprocessingCanvas" xmlns:wpg="http://schemas.microsoft.com/office/word/2010/wordprocessingGroup" xmlns:wpi="http://schemas.microsoft.com/office/word/2010/wordprocessingInk" xmlns:wps="http://schemas.microsoft.com/office/word/2010/wordprocessingShape" mc:Ignorable="w14 wp14">
+  <w:p>
+    <w:pPr>
+      <w:pStyle w:val="Header"/>
+    </w:pPr>
+  </w:p>
+</w:hdr>
 </file>
 
 <file path=word/numbering.xml><?xml version="1.0" encoding="utf-8"?>
